--- a/Xiaowei/jzhk/项目注意事项.docx
+++ b/Xiaowei/jzhk/项目注意事项.docx
@@ -164,7 +164,7 @@
     </w:p>
     <w:p>
       <w:pPr>
-        <w:pStyle w:val="3"/>
+        <w:pStyle w:val="4"/>
         <w:keepNext w:val="0"/>
         <w:keepLines w:val="0"/>
         <w:widowControl/>
@@ -281,7 +281,7 @@
     </w:p>
     <w:p>
       <w:pPr>
-        <w:pStyle w:val="3"/>
+        <w:pStyle w:val="4"/>
         <w:keepNext w:val="0"/>
         <w:keepLines w:val="0"/>
         <w:widowControl/>
@@ -557,6 +557,31 @@
           </wp:inline>
         </w:drawing>
       </w:r>
+    </w:p>
+    <w:p>
+      <w:pPr>
+        <w:rPr>
+          <w:rFonts w:hint="default" w:eastAsiaTheme="minorEastAsia"/>
+          <w:lang w:val="en-US" w:eastAsia="zh-CN"/>
+        </w:rPr>
+      </w:pPr>
+    </w:p>
+    <w:p>
+      <w:pPr>
+        <w:pStyle w:val="2"/>
+        <w:bidi w:val="0"/>
+        <w:rPr>
+          <w:rFonts w:hint="default"/>
+          <w:lang w:val="en-US" w:eastAsia="zh-CN"/>
+        </w:rPr>
+      </w:pPr>
+      <w:r>
+        <w:rPr>
+          <w:rFonts w:hint="eastAsia"/>
+          <w:lang w:val="en-US" w:eastAsia="zh-CN"/>
+        </w:rPr>
+        <w:t>9.云基释放软件需要将pac包和zip包命名为版本号</w:t>
+      </w:r>
       <w:bookmarkStart w:id="0" w:name="_GoBack"/>
       <w:bookmarkEnd w:id="0"/>
     </w:p>
@@ -582,7 +607,7 @@
   <w:latentStyles w:count="260" w:defQFormat="0" w:defUnhideWhenUsed="1" w:defSemiHidden="1" w:defUIPriority="99" w:defLockedState="0">
     <w:lsdException w:qFormat="1" w:unhideWhenUsed="0" w:uiPriority="0" w:semiHidden="0" w:name="Normal"/>
     <w:lsdException w:qFormat="1" w:unhideWhenUsed="0" w:uiPriority="0" w:semiHidden="0" w:name="heading 1"/>
-    <w:lsdException w:qFormat="1" w:uiPriority="0" w:name="heading 2"/>
+    <w:lsdException w:qFormat="1" w:uiPriority="0" w:semiHidden="0" w:name="heading 2"/>
     <w:lsdException w:qFormat="1" w:uiPriority="0" w:name="heading 3"/>
     <w:lsdException w:qFormat="1" w:uiPriority="0" w:name="heading 4"/>
     <w:lsdException w:qFormat="1" w:uiPriority="0" w:name="heading 5"/>
@@ -864,12 +889,31 @@
       <w:lang w:val="en-US" w:eastAsia="zh-CN" w:bidi="ar"/>
     </w:rPr>
   </w:style>
-  <w:style w:type="character" w:default="1" w:styleId="5">
+  <w:style w:type="paragraph" w:styleId="3">
+    <w:name w:val="heading 2"/>
+    <w:basedOn w:val="1"/>
+    <w:next w:val="1"/>
+    <w:unhideWhenUsed/>
+    <w:qFormat/>
+    <w:uiPriority w:val="0"/>
+    <w:pPr>
+      <w:keepNext/>
+      <w:keepLines/>
+      <w:spacing w:before="260" w:beforeLines="0" w:beforeAutospacing="0" w:after="260" w:afterLines="0" w:afterAutospacing="0" w:line="413" w:lineRule="auto"/>
+      <w:outlineLvl w:val="1"/>
+    </w:pPr>
+    <w:rPr>
+      <w:rFonts w:ascii="Arial" w:hAnsi="Arial" w:eastAsia="黑体"/>
+      <w:b/>
+      <w:sz w:val="32"/>
+    </w:rPr>
+  </w:style>
+  <w:style w:type="character" w:default="1" w:styleId="6">
     <w:name w:val="Default Paragraph Font"/>
     <w:semiHidden/>
     <w:uiPriority w:val="0"/>
   </w:style>
-  <w:style w:type="table" w:default="1" w:styleId="4">
+  <w:style w:type="table" w:default="1" w:styleId="5">
     <w:name w:val="Normal Table"/>
     <w:semiHidden/>
     <w:uiPriority w:val="0"/>
@@ -883,7 +927,7 @@
       </w:tblCellMar>
     </w:tblPr>
   </w:style>
-  <w:style w:type="paragraph" w:styleId="3">
+  <w:style w:type="paragraph" w:styleId="4">
     <w:name w:val="Normal (Web)"/>
     <w:basedOn w:val="1"/>
     <w:uiPriority w:val="0"/>
